--- a/テレアポスクリプト_やわらか版.docx
+++ b/テレアポスクリプト_やわらか版.docx
@@ -185,7 +185,7 @@
           <w:sz w:val="22"/>
           <w:szCs w:val="22"/>
         </w:rPr>
-        <w:t xml:space="preserve">よかったら一度、お茶でもしながら聞かせていただけませんか？</w:t>
+        <w:t xml:space="preserve">よかったら一度お時間をいただいて、改めて聞かせていただけませんか？</w:t>
       </w:r>
     </w:p>
     <w:p>

--- a/テレアポスクリプト_やわらか版.docx
+++ b/テレアポスクリプト_やわらか版.docx
@@ -154,7 +154,7 @@
           <w:sz w:val="22"/>
           <w:szCs w:val="22"/>
         </w:rPr>
-        <w:t xml:space="preserve">交流会のとき、</w:t>
+        <w:t xml:space="preserve">交流会では時間が足りず、</w:t>
       </w:r>
       <w:r>
         <w:rPr>
@@ -172,20 +172,20 @@
           <w:sz w:val="22"/>
           <w:szCs w:val="22"/>
         </w:rPr>
-        <w:t xml:space="preserve">がすごく印象に残っていて、もっとゆっくり聞きたかったなと思っていたんです。</w:t>
-      </w:r>
-    </w:p>
-    <w:p>
-      <w:pPr>
-        <w:spacing w:after="80" w:line="300"/>
-      </w:pPr>
-      <w:r>
-        <w:rPr>
-          <w:rFonts w:ascii="Meiryo" w:cs="Meiryo" w:eastAsia="Meiryo" w:hAnsi="Meiryo"/>
-          <w:sz w:val="22"/>
-          <w:szCs w:val="22"/>
-        </w:rPr>
-        <w:t xml:space="preserve">よかったら一度お時間をいただいて、改めて聞かせていただけませんか？</w:t>
+        <w:t xml:space="preserve">を詳しく伺えなかったので、</w:t>
+      </w:r>
+    </w:p>
+    <w:p>
+      <w:pPr>
+        <w:spacing w:after="80" w:line="300"/>
+      </w:pPr>
+      <w:r>
+        <w:rPr>
+          <w:rFonts w:ascii="Meiryo" w:cs="Meiryo" w:eastAsia="Meiryo" w:hAnsi="Meiryo"/>
+          <w:sz w:val="22"/>
+          <w:szCs w:val="22"/>
+        </w:rPr>
+        <w:t xml:space="preserve">よかったら一度お時間をいただいて、改めて詳しく聞かせていただけませんか？</w:t>
       </w:r>
     </w:p>
     <w:p>

--- a/テレアポスクリプト_やわらか版.docx
+++ b/テレアポスクリプト_やわらか版.docx
@@ -642,6 +642,449 @@
           <w:szCs w:val="22"/>
         </w:rPr>
         <w:t xml:space="preserve">断られたら深追いせず、明るく引く（関係が残れば紹介や再アプローチにつながる）</w:t>
+      </w:r>
+    </w:p>
+    <w:p>
+      <w:pPr>
+        <w:pageBreakBefore/>
+      </w:pPr>
+    </w:p>
+    <w:p>
+      <w:pPr>
+        <w:pBdr>
+          <w:bottom w:val="single" w:color="1F4E79" w:sz="6" w:space="2"/>
+        </w:pBdr>
+        <w:spacing w:after="80" w:before="200"/>
+      </w:pPr>
+      <w:r>
+        <w:rPr>
+          <w:rFonts w:ascii="Meiryo" w:cs="Meiryo" w:eastAsia="Meiryo" w:hAnsi="Meiryo"/>
+          <w:b/>
+          <w:bCs/>
+          <w:color w:val="1F4E79"/>
+          <w:sz w:val="24"/>
+          <w:szCs w:val="24"/>
+        </w:rPr>
+        <w:t xml:space="preserve">メールでアポを取る場合</w:t>
+      </w:r>
+    </w:p>
+    <w:p>
+      <w:pPr>
+        <w:spacing w:after="80" w:line="300"/>
+      </w:pPr>
+      <w:r>
+        <w:rPr>
+          <w:rFonts w:ascii="Meiryo" w:cs="Meiryo" w:eastAsia="Meiryo" w:hAnsi="Meiryo"/>
+          <w:b/>
+          <w:bCs/>
+          <w:sz w:val="22"/>
+          <w:szCs w:val="22"/>
+        </w:rPr>
+        <w:t xml:space="preserve">件名</w:t>
+      </w:r>
+      <w:r>
+        <w:rPr>
+          <w:rFonts w:ascii="Meiryo" w:cs="Meiryo" w:eastAsia="Meiryo" w:hAnsi="Meiryo"/>
+          <w:sz w:val="22"/>
+          <w:szCs w:val="22"/>
+        </w:rPr>
+        <w:t xml:space="preserve">：先日の〇〇交流会のお礼（Gift Your Life 小野）</w:t>
+      </w:r>
+    </w:p>
+    <w:p>
+      <w:pPr>
+        <w:spacing w:after="80" w:line="300"/>
+      </w:pPr>
+    </w:p>
+    <w:p>
+      <w:pPr>
+        <w:spacing w:after="80" w:line="300"/>
+      </w:pPr>
+      <w:r>
+        <w:rPr>
+          <w:rFonts w:ascii="Meiryo" w:cs="Meiryo" w:eastAsia="Meiryo" w:hAnsi="Meiryo"/>
+          <w:sz w:val="22"/>
+          <w:szCs w:val="22"/>
+        </w:rPr>
+        <w:t xml:space="preserve">〇〇様</w:t>
+      </w:r>
+    </w:p>
+    <w:p>
+      <w:pPr>
+        <w:spacing w:after="80" w:line="300"/>
+      </w:pPr>
+    </w:p>
+    <w:p>
+      <w:pPr>
+        <w:spacing w:after="80" w:line="300"/>
+      </w:pPr>
+      <w:r>
+        <w:rPr>
+          <w:rFonts w:ascii="Meiryo" w:cs="Meiryo" w:eastAsia="Meiryo" w:hAnsi="Meiryo"/>
+          <w:sz w:val="22"/>
+          <w:szCs w:val="22"/>
+        </w:rPr>
+        <w:t xml:space="preserve">お世話になっております。</w:t>
+      </w:r>
+    </w:p>
+    <w:p>
+      <w:pPr>
+        <w:spacing w:after="80" w:line="300"/>
+      </w:pPr>
+      <w:r>
+        <w:rPr>
+          <w:rFonts w:ascii="Meiryo" w:cs="Meiryo" w:eastAsia="Meiryo" w:hAnsi="Meiryo"/>
+          <w:sz w:val="22"/>
+          <w:szCs w:val="22"/>
+        </w:rPr>
+        <w:t xml:space="preserve">先日の〇〇交流会で名刺交換させていただいた、Gift Your Lifeの小野です。</w:t>
+      </w:r>
+    </w:p>
+    <w:p>
+      <w:pPr>
+        <w:spacing w:after="80" w:line="300"/>
+      </w:pPr>
+      <w:r>
+        <w:rPr>
+          <w:rFonts w:ascii="Meiryo" w:cs="Meiryo" w:eastAsia="Meiryo" w:hAnsi="Meiryo"/>
+          <w:sz w:val="22"/>
+          <w:szCs w:val="22"/>
+        </w:rPr>
+        <w:t xml:space="preserve">その節はありがとうございました。</w:t>
+      </w:r>
+    </w:p>
+    <w:p>
+      <w:pPr>
+        <w:spacing w:after="80" w:line="300"/>
+      </w:pPr>
+    </w:p>
+    <w:p>
+      <w:pPr>
+        <w:spacing w:after="80" w:line="300"/>
+      </w:pPr>
+      <w:r>
+        <w:rPr>
+          <w:rFonts w:ascii="Meiryo" w:cs="Meiryo" w:eastAsia="Meiryo" w:hAnsi="Meiryo"/>
+          <w:sz w:val="22"/>
+          <w:szCs w:val="22"/>
+        </w:rPr>
+        <w:t xml:space="preserve">交流会では時間が足りず、〇〇様のお仕事のお話を詳しく伺えなかったので、よろしければ一度お時間をいただき、改めて詳しくお聞かせいただけないかと思い、ご連絡いたしました。</w:t>
+      </w:r>
+    </w:p>
+    <w:p>
+      <w:pPr>
+        <w:spacing w:after="80" w:line="300"/>
+      </w:pPr>
+    </w:p>
+    <w:p>
+      <w:pPr>
+        <w:spacing w:after="80" w:line="300"/>
+      </w:pPr>
+      <w:r>
+        <w:rPr>
+          <w:rFonts w:ascii="Meiryo" w:cs="Meiryo" w:eastAsia="Meiryo" w:hAnsi="Meiryo"/>
+          <w:sz w:val="22"/>
+          <w:szCs w:val="22"/>
+        </w:rPr>
+        <w:t xml:space="preserve">また、私からも老後に向けたお金の準備について、「聞いてよかった」と言っていただけているお話がありますので、よろしければ少しお伝えできれば幸いです。</w:t>
+      </w:r>
+    </w:p>
+    <w:p>
+      <w:pPr>
+        <w:spacing w:after="80" w:line="300"/>
+      </w:pPr>
+    </w:p>
+    <w:p>
+      <w:pPr>
+        <w:spacing w:after="80" w:line="300"/>
+      </w:pPr>
+      <w:r>
+        <w:rPr>
+          <w:rFonts w:ascii="Meiryo" w:cs="Meiryo" w:eastAsia="Meiryo" w:hAnsi="Meiryo"/>
+          <w:sz w:val="22"/>
+          <w:szCs w:val="22"/>
+        </w:rPr>
+        <w:t xml:space="preserve">30分ほどで、場所は〇〇様のご都合のよいところへ伺います（オンラインでも可能です）。</w:t>
+      </w:r>
+    </w:p>
+    <w:p>
+      <w:pPr>
+        <w:spacing w:after="80" w:line="300"/>
+      </w:pPr>
+      <w:r>
+        <w:rPr>
+          <w:rFonts w:ascii="Meiryo" w:cs="Meiryo" w:eastAsia="Meiryo" w:hAnsi="Meiryo"/>
+          <w:sz w:val="22"/>
+          <w:szCs w:val="22"/>
+        </w:rPr>
+        <w:t xml:space="preserve">以下の日程でご都合はいかがでしょうか。</w:t>
+      </w:r>
+    </w:p>
+    <w:p>
+      <w:pPr>
+        <w:pStyle w:val="ListParagraph"/>
+        <w:numPr>
+          <w:ilvl w:val="0"/>
+          <w:numId w:val="2"/>
+        </w:numPr>
+        <w:spacing w:after="80" w:line="300"/>
+      </w:pPr>
+      <w:r>
+        <w:rPr>
+          <w:rFonts w:ascii="Meiryo" w:cs="Meiryo" w:eastAsia="Meiryo" w:hAnsi="Meiryo"/>
+          <w:sz w:val="22"/>
+          <w:szCs w:val="22"/>
+        </w:rPr>
+        <w:t xml:space="preserve">〇月〇日（〇）〇時〜</w:t>
+      </w:r>
+    </w:p>
+    <w:p>
+      <w:pPr>
+        <w:pStyle w:val="ListParagraph"/>
+        <w:numPr>
+          <w:ilvl w:val="0"/>
+          <w:numId w:val="2"/>
+        </w:numPr>
+        <w:spacing w:after="80" w:line="300"/>
+      </w:pPr>
+      <w:r>
+        <w:rPr>
+          <w:rFonts w:ascii="Meiryo" w:cs="Meiryo" w:eastAsia="Meiryo" w:hAnsi="Meiryo"/>
+          <w:sz w:val="22"/>
+          <w:szCs w:val="22"/>
+        </w:rPr>
+        <w:t xml:space="preserve">〇月〇日（〇）〇時〜</w:t>
+      </w:r>
+    </w:p>
+    <w:p>
+      <w:pPr>
+        <w:pStyle w:val="ListParagraph"/>
+        <w:numPr>
+          <w:ilvl w:val="0"/>
+          <w:numId w:val="2"/>
+        </w:numPr>
+        <w:spacing w:after="80" w:line="300"/>
+      </w:pPr>
+      <w:r>
+        <w:rPr>
+          <w:rFonts w:ascii="Meiryo" w:cs="Meiryo" w:eastAsia="Meiryo" w:hAnsi="Meiryo"/>
+          <w:sz w:val="22"/>
+          <w:szCs w:val="22"/>
+        </w:rPr>
+        <w:t xml:space="preserve">〇月〇日（〇）〇時〜</w:t>
+      </w:r>
+    </w:p>
+    <w:p>
+      <w:pPr>
+        <w:spacing w:after="80" w:line="300"/>
+      </w:pPr>
+      <w:r>
+        <w:rPr>
+          <w:rFonts w:ascii="Meiryo" w:cs="Meiryo" w:eastAsia="Meiryo" w:hAnsi="Meiryo"/>
+          <w:sz w:val="22"/>
+          <w:szCs w:val="22"/>
+        </w:rPr>
+        <w:t xml:space="preserve">上記以外でも調整いたしますので、お気軽にお知らせください。</w:t>
+      </w:r>
+    </w:p>
+    <w:p>
+      <w:pPr>
+        <w:spacing w:after="80" w:line="300"/>
+      </w:pPr>
+      <w:r>
+        <w:rPr>
+          <w:rFonts w:ascii="Meiryo" w:cs="Meiryo" w:eastAsia="Meiryo" w:hAnsi="Meiryo"/>
+          <w:sz w:val="22"/>
+          <w:szCs w:val="22"/>
+        </w:rPr>
+        <w:t xml:space="preserve">お忙しいところ恐縮ですが、ご検討いただけますと幸いです。</w:t>
+      </w:r>
+    </w:p>
+    <w:p>
+      <w:pPr>
+        <w:spacing w:after="80" w:line="300"/>
+      </w:pPr>
+    </w:p>
+    <w:p>
+      <w:pPr>
+        <w:spacing w:after="80" w:line="300"/>
+      </w:pPr>
+      <w:r>
+        <w:rPr>
+          <w:rFonts w:ascii="Meiryo" w:cs="Meiryo" w:eastAsia="Meiryo" w:hAnsi="Meiryo"/>
+          <w:sz w:val="22"/>
+          <w:szCs w:val="22"/>
+        </w:rPr>
+        <w:t xml:space="preserve">――――――</w:t>
+      </w:r>
+    </w:p>
+    <w:p>
+      <w:pPr>
+        <w:spacing w:after="80" w:line="300"/>
+      </w:pPr>
+      <w:r>
+        <w:rPr>
+          <w:rFonts w:ascii="Meiryo" w:cs="Meiryo" w:eastAsia="Meiryo" w:hAnsi="Meiryo"/>
+          <w:sz w:val="22"/>
+          <w:szCs w:val="22"/>
+        </w:rPr>
+        <w:t xml:space="preserve">Gift Your Life株式会社 仙台支社</w:t>
+      </w:r>
+    </w:p>
+    <w:p>
+      <w:pPr>
+        <w:spacing w:after="80" w:line="300"/>
+      </w:pPr>
+      <w:r>
+        <w:rPr>
+          <w:rFonts w:ascii="Meiryo" w:cs="Meiryo" w:eastAsia="Meiryo" w:hAnsi="Meiryo"/>
+          <w:sz w:val="22"/>
+          <w:szCs w:val="22"/>
+        </w:rPr>
+        <w:t xml:space="preserve">小野 健汰</w:t>
+      </w:r>
+    </w:p>
+    <w:p>
+      <w:pPr>
+        <w:spacing w:after="80" w:line="300"/>
+      </w:pPr>
+      <w:r>
+        <w:rPr>
+          <w:rFonts w:ascii="Meiryo" w:cs="Meiryo" w:eastAsia="Meiryo" w:hAnsi="Meiryo"/>
+          <w:sz w:val="22"/>
+          <w:szCs w:val="22"/>
+        </w:rPr>
+        <w:t xml:space="preserve">TEL：〇〇〇／Mail：〇〇〇</w:t>
+      </w:r>
+    </w:p>
+    <w:p>
+      <w:pPr>
+        <w:spacing w:after="80" w:line="300"/>
+      </w:pPr>
+      <w:r>
+        <w:rPr>
+          <w:rFonts w:ascii="Meiryo" w:cs="Meiryo" w:eastAsia="Meiryo" w:hAnsi="Meiryo"/>
+          <w:sz w:val="22"/>
+          <w:szCs w:val="22"/>
+        </w:rPr>
+        <w:t xml:space="preserve">――――――</w:t>
+      </w:r>
+    </w:p>
+    <w:p>
+      <w:pPr>
+        <w:pBdr>
+          <w:bottom w:val="single" w:color="1F4E79" w:sz="6" w:space="2"/>
+        </w:pBdr>
+        <w:spacing w:after="80" w:before="200"/>
+      </w:pPr>
+      <w:r>
+        <w:rPr>
+          <w:rFonts w:ascii="Meiryo" w:cs="Meiryo" w:eastAsia="Meiryo" w:hAnsi="Meiryo"/>
+          <w:b/>
+          <w:bCs/>
+          <w:color w:val="1F4E79"/>
+          <w:sz w:val="24"/>
+          <w:szCs w:val="24"/>
+        </w:rPr>
+        <w:t xml:space="preserve">返信がない場合（1週間後を目安に）</w:t>
+      </w:r>
+    </w:p>
+    <w:p>
+      <w:pPr>
+        <w:spacing w:after="80" w:line="300"/>
+      </w:pPr>
+      <w:r>
+        <w:rPr>
+          <w:rFonts w:ascii="Meiryo" w:cs="Meiryo" w:eastAsia="Meiryo" w:hAnsi="Meiryo"/>
+          <w:b/>
+          <w:bCs/>
+          <w:sz w:val="22"/>
+          <w:szCs w:val="22"/>
+        </w:rPr>
+        <w:t xml:space="preserve">件名</w:t>
+      </w:r>
+      <w:r>
+        <w:rPr>
+          <w:rFonts w:ascii="Meiryo" w:cs="Meiryo" w:eastAsia="Meiryo" w:hAnsi="Meiryo"/>
+          <w:sz w:val="22"/>
+          <w:szCs w:val="22"/>
+        </w:rPr>
+        <w:t xml:space="preserve">：Re: 先日の〇〇交流会のお礼（Gift Your Life 小野）</w:t>
+      </w:r>
+    </w:p>
+    <w:p>
+      <w:pPr>
+        <w:spacing w:after="80" w:line="300"/>
+      </w:pPr>
+    </w:p>
+    <w:p>
+      <w:pPr>
+        <w:spacing w:after="80" w:line="300"/>
+      </w:pPr>
+      <w:r>
+        <w:rPr>
+          <w:rFonts w:ascii="Meiryo" w:cs="Meiryo" w:eastAsia="Meiryo" w:hAnsi="Meiryo"/>
+          <w:sz w:val="22"/>
+          <w:szCs w:val="22"/>
+        </w:rPr>
+        <w:t xml:space="preserve">〇〇様</w:t>
+      </w:r>
+    </w:p>
+    <w:p>
+      <w:pPr>
+        <w:spacing w:after="80" w:line="300"/>
+      </w:pPr>
+    </w:p>
+    <w:p>
+      <w:pPr>
+        <w:spacing w:after="80" w:line="300"/>
+      </w:pPr>
+      <w:r>
+        <w:rPr>
+          <w:rFonts w:ascii="Meiryo" w:cs="Meiryo" w:eastAsia="Meiryo" w:hAnsi="Meiryo"/>
+          <w:sz w:val="22"/>
+          <w:szCs w:val="22"/>
+        </w:rPr>
+        <w:t xml:space="preserve">お世話になっております。Gift Your Lifeの小野です。</w:t>
+      </w:r>
+    </w:p>
+    <w:p>
+      <w:pPr>
+        <w:spacing w:after="80" w:line="300"/>
+      </w:pPr>
+      <w:r>
+        <w:rPr>
+          <w:rFonts w:ascii="Meiryo" w:cs="Meiryo" w:eastAsia="Meiryo" w:hAnsi="Meiryo"/>
+          <w:sz w:val="22"/>
+          <w:szCs w:val="22"/>
+        </w:rPr>
+        <w:t xml:space="preserve">先日はご連絡を差し上げ、失礼いたしました。</w:t>
+      </w:r>
+    </w:p>
+    <w:p>
+      <w:pPr>
+        <w:spacing w:after="80" w:line="300"/>
+      </w:pPr>
+      <w:r>
+        <w:rPr>
+          <w:rFonts w:ascii="Meiryo" w:cs="Meiryo" w:eastAsia="Meiryo" w:hAnsi="Meiryo"/>
+          <w:sz w:val="22"/>
+          <w:szCs w:val="22"/>
+        </w:rPr>
+        <w:t xml:space="preserve">お忙しい時期かと存じますので、落ち着かれたタイミングでお声がけいただければ嬉しいです。</w:t>
+      </w:r>
+    </w:p>
+    <w:p>
+      <w:pPr>
+        <w:spacing w:after="80" w:line="300"/>
+      </w:pPr>
+      <w:r>
+        <w:rPr>
+          <w:rFonts w:ascii="Meiryo" w:cs="Meiryo" w:eastAsia="Meiryo" w:hAnsi="Meiryo"/>
+          <w:sz w:val="22"/>
+          <w:szCs w:val="22"/>
+        </w:rPr>
+        <w:t xml:space="preserve">改めてお会いできるのを楽しみにしております。</w:t>
       </w:r>
     </w:p>
     <w:sectPr>

--- a/テレアポスクリプト_やわらか版.docx
+++ b/テレアポスクリプト_やわらか版.docx
@@ -693,7 +693,7 @@
     </w:p>
     <w:p>
       <w:pPr>
-        <w:spacing w:after="80" w:line="300"/>
+        <w:spacing w:after="0" w:line="160"/>
       </w:pPr>
     </w:p>
     <w:p>
@@ -711,7 +711,7 @@
     </w:p>
     <w:p>
       <w:pPr>
-        <w:spacing w:after="80" w:line="300"/>
+        <w:spacing w:after="0" w:line="160"/>
       </w:pPr>
     </w:p>
     <w:p>
@@ -755,7 +755,7 @@
     </w:p>
     <w:p>
       <w:pPr>
-        <w:spacing w:after="80" w:line="300"/>
+        <w:spacing w:after="0" w:line="160"/>
       </w:pPr>
     </w:p>
     <w:p>
@@ -773,7 +773,7 @@
     </w:p>
     <w:p>
       <w:pPr>
-        <w:spacing w:after="80" w:line="300"/>
+        <w:spacing w:after="0" w:line="160"/>
       </w:pPr>
     </w:p>
     <w:p>
@@ -791,7 +791,7 @@
     </w:p>
     <w:p>
       <w:pPr>
-        <w:spacing w:after="80" w:line="300"/>
+        <w:spacing w:after="0" w:line="160"/>
       </w:pPr>
     </w:p>
     <w:p>
@@ -902,7 +902,7 @@
     </w:p>
     <w:p>
       <w:pPr>
-        <w:spacing w:after="80" w:line="300"/>
+        <w:spacing w:after="0" w:line="160"/>
       </w:pPr>
     </w:p>
     <w:p>
@@ -1014,7 +1014,7 @@
     </w:p>
     <w:p>
       <w:pPr>
-        <w:spacing w:after="80" w:line="300"/>
+        <w:spacing w:after="0" w:line="160"/>
       </w:pPr>
     </w:p>
     <w:p>
@@ -1032,7 +1032,7 @@
     </w:p>
     <w:p>
       <w:pPr>
-        <w:spacing w:after="80" w:line="300"/>
+        <w:spacing w:after="0" w:line="160"/>
       </w:pPr>
     </w:p>
     <w:p>
@@ -1085,6 +1085,516 @@
           <w:szCs w:val="22"/>
         </w:rPr>
         <w:t xml:space="preserve">改めてお会いできるのを楽しみにしております。</w:t>
+      </w:r>
+    </w:p>
+    <w:p>
+      <w:pPr>
+        <w:pageBreakBefore/>
+      </w:pPr>
+    </w:p>
+    <w:p>
+      <w:pPr>
+        <w:pBdr>
+          <w:bottom w:val="single" w:color="1F4E79" w:sz="6" w:space="2"/>
+        </w:pBdr>
+        <w:spacing w:after="80" w:before="200"/>
+      </w:pPr>
+      <w:r>
+        <w:rPr>
+          <w:rFonts w:ascii="Meiryo" w:cs="Meiryo" w:eastAsia="Meiryo" w:hAnsi="Meiryo"/>
+          <w:b/>
+          <w:bCs/>
+          <w:color w:val="1F4E79"/>
+          <w:sz w:val="24"/>
+          <w:szCs w:val="24"/>
+        </w:rPr>
+        <w:t xml:space="preserve">オンラインでアポが取れた場合の連絡メール</w:t>
+      </w:r>
+    </w:p>
+    <w:p>
+      <w:pPr>
+        <w:spacing w:after="80" w:line="300"/>
+      </w:pPr>
+      <w:r>
+        <w:rPr>
+          <w:rFonts w:ascii="Meiryo" w:cs="Meiryo" w:eastAsia="Meiryo" w:hAnsi="Meiryo"/>
+          <w:b/>
+          <w:bCs/>
+          <w:sz w:val="22"/>
+          <w:szCs w:val="22"/>
+        </w:rPr>
+        <w:t xml:space="preserve">件名</w:t>
+      </w:r>
+      <w:r>
+        <w:rPr>
+          <w:rFonts w:ascii="Meiryo" w:cs="Meiryo" w:eastAsia="Meiryo" w:hAnsi="Meiryo"/>
+          <w:sz w:val="22"/>
+          <w:szCs w:val="22"/>
+        </w:rPr>
+        <w:t xml:space="preserve">：〇月〇日（〇）オンライン面談のご案内（Gift Your Life 小野）</w:t>
+      </w:r>
+    </w:p>
+    <w:p>
+      <w:pPr>
+        <w:spacing w:after="0" w:line="160"/>
+      </w:pPr>
+    </w:p>
+    <w:p>
+      <w:pPr>
+        <w:spacing w:after="80" w:line="300"/>
+      </w:pPr>
+      <w:r>
+        <w:rPr>
+          <w:rFonts w:ascii="Meiryo" w:cs="Meiryo" w:eastAsia="Meiryo" w:hAnsi="Meiryo"/>
+          <w:sz w:val="22"/>
+          <w:szCs w:val="22"/>
+        </w:rPr>
+        <w:t xml:space="preserve">〇〇様</w:t>
+      </w:r>
+    </w:p>
+    <w:p>
+      <w:pPr>
+        <w:spacing w:after="0" w:line="160"/>
+      </w:pPr>
+    </w:p>
+    <w:p>
+      <w:pPr>
+        <w:spacing w:after="80" w:line="300"/>
+      </w:pPr>
+      <w:r>
+        <w:rPr>
+          <w:rFonts w:ascii="Meiryo" w:cs="Meiryo" w:eastAsia="Meiryo" w:hAnsi="Meiryo"/>
+          <w:sz w:val="22"/>
+          <w:szCs w:val="22"/>
+        </w:rPr>
+        <w:t xml:space="preserve">お世話になっております。Gift Your Lifeの小野です。</w:t>
+      </w:r>
+    </w:p>
+    <w:p>
+      <w:pPr>
+        <w:spacing w:after="80" w:line="300"/>
+      </w:pPr>
+      <w:r>
+        <w:rPr>
+          <w:rFonts w:ascii="Meiryo" w:cs="Meiryo" w:eastAsia="Meiryo" w:hAnsi="Meiryo"/>
+          <w:sz w:val="22"/>
+          <w:szCs w:val="22"/>
+        </w:rPr>
+        <w:t xml:space="preserve">このたびはお時間をいただき、ありがとうございます。</w:t>
+      </w:r>
+    </w:p>
+    <w:p>
+      <w:pPr>
+        <w:spacing w:after="80" w:line="300"/>
+      </w:pPr>
+      <w:r>
+        <w:rPr>
+          <w:rFonts w:ascii="Meiryo" w:cs="Meiryo" w:eastAsia="Meiryo" w:hAnsi="Meiryo"/>
+          <w:sz w:val="22"/>
+          <w:szCs w:val="22"/>
+        </w:rPr>
+        <w:t xml:space="preserve">当日のご案内をお送りいたします。</w:t>
+      </w:r>
+    </w:p>
+    <w:p>
+      <w:pPr>
+        <w:spacing w:after="0" w:line="160"/>
+      </w:pPr>
+    </w:p>
+    <w:p>
+      <w:pPr>
+        <w:spacing w:after="80" w:line="300"/>
+      </w:pPr>
+      <w:r>
+        <w:rPr>
+          <w:rFonts w:ascii="Meiryo" w:cs="Meiryo" w:eastAsia="Meiryo" w:hAnsi="Meiryo"/>
+          <w:sz w:val="22"/>
+          <w:szCs w:val="22"/>
+        </w:rPr>
+        <w:t xml:space="preserve">■日時：〇月〇日（〇）〇時〜（30分程度）</w:t>
+      </w:r>
+    </w:p>
+    <w:p>
+      <w:pPr>
+        <w:spacing w:after="80" w:line="300"/>
+      </w:pPr>
+      <w:r>
+        <w:rPr>
+          <w:rFonts w:ascii="Meiryo" w:cs="Meiryo" w:eastAsia="Meiryo" w:hAnsi="Meiryo"/>
+          <w:sz w:val="22"/>
+          <w:szCs w:val="22"/>
+        </w:rPr>
+        <w:t xml:space="preserve">■方法：Zoom</w:t>
+      </w:r>
+    </w:p>
+    <w:p>
+      <w:pPr>
+        <w:spacing w:after="80" w:line="300"/>
+      </w:pPr>
+      <w:r>
+        <w:rPr>
+          <w:rFonts w:ascii="Meiryo" w:cs="Meiryo" w:eastAsia="Meiryo" w:hAnsi="Meiryo"/>
+          <w:sz w:val="22"/>
+          <w:szCs w:val="22"/>
+        </w:rPr>
+        <w:t xml:space="preserve">■URL：〇〇〇</w:t>
+      </w:r>
+    </w:p>
+    <w:p>
+      <w:pPr>
+        <w:spacing w:after="80" w:line="300"/>
+      </w:pPr>
+      <w:r>
+        <w:rPr>
+          <w:rFonts w:ascii="Meiryo" w:cs="Meiryo" w:eastAsia="Meiryo" w:hAnsi="Meiryo"/>
+          <w:sz w:val="22"/>
+          <w:szCs w:val="22"/>
+        </w:rPr>
+        <w:t xml:space="preserve">■ミーティングID：〇〇〇</w:t>
+      </w:r>
+    </w:p>
+    <w:p>
+      <w:pPr>
+        <w:spacing w:after="80" w:line="300"/>
+      </w:pPr>
+      <w:r>
+        <w:rPr>
+          <w:rFonts w:ascii="Meiryo" w:cs="Meiryo" w:eastAsia="Meiryo" w:hAnsi="Meiryo"/>
+          <w:sz w:val="22"/>
+          <w:szCs w:val="22"/>
+        </w:rPr>
+        <w:t xml:space="preserve">■パスコード：〇〇〇</w:t>
+      </w:r>
+    </w:p>
+    <w:p>
+      <w:pPr>
+        <w:spacing w:after="0" w:line="160"/>
+      </w:pPr>
+    </w:p>
+    <w:p>
+      <w:pPr>
+        <w:spacing w:after="80" w:line="300"/>
+      </w:pPr>
+      <w:r>
+        <w:rPr>
+          <w:rFonts w:ascii="Meiryo" w:cs="Meiryo" w:eastAsia="Meiryo" w:hAnsi="Meiryo"/>
+          <w:sz w:val="22"/>
+          <w:szCs w:val="22"/>
+        </w:rPr>
+        <w:t xml:space="preserve">【当日について】</w:t>
+      </w:r>
+    </w:p>
+    <w:p>
+      <w:pPr>
+        <w:pStyle w:val="ListParagraph"/>
+        <w:numPr>
+          <w:ilvl w:val="0"/>
+          <w:numId w:val="2"/>
+        </w:numPr>
+        <w:spacing w:after="80" w:line="300"/>
+      </w:pPr>
+      <w:r>
+        <w:rPr>
+          <w:rFonts w:ascii="Meiryo" w:cs="Meiryo" w:eastAsia="Meiryo" w:hAnsi="Meiryo"/>
+          <w:sz w:val="22"/>
+          <w:szCs w:val="22"/>
+        </w:rPr>
+        <w:t xml:space="preserve">お時間になりましたら、上記URLからご参加ください（アプリがなくてもブラウザから参加できます）</w:t>
+      </w:r>
+    </w:p>
+    <w:p>
+      <w:pPr>
+        <w:pStyle w:val="ListParagraph"/>
+        <w:numPr>
+          <w:ilvl w:val="0"/>
+          <w:numId w:val="2"/>
+        </w:numPr>
+        <w:spacing w:after="80" w:line="300"/>
+      </w:pPr>
+      <w:r>
+        <w:rPr>
+          <w:rFonts w:ascii="Meiryo" w:cs="Meiryo" w:eastAsia="Meiryo" w:hAnsi="Meiryo"/>
+          <w:sz w:val="22"/>
+          <w:szCs w:val="22"/>
+        </w:rPr>
+        <w:t xml:space="preserve">カメラはオフでも大丈夫です。気楽にご参加ください</w:t>
+      </w:r>
+    </w:p>
+    <w:p>
+      <w:pPr>
+        <w:pStyle w:val="ListParagraph"/>
+        <w:numPr>
+          <w:ilvl w:val="0"/>
+          <w:numId w:val="2"/>
+        </w:numPr>
+        <w:spacing w:after="80" w:line="300"/>
+      </w:pPr>
+      <w:r>
+        <w:rPr>
+          <w:rFonts w:ascii="Meiryo" w:cs="Meiryo" w:eastAsia="Meiryo" w:hAnsi="Meiryo"/>
+          <w:sz w:val="22"/>
+          <w:szCs w:val="22"/>
+        </w:rPr>
+        <w:t xml:space="preserve">もしお手元に保険証券などがあれば、ご用意いただけるとより具体的にお話しできます（なくても大丈夫です）</w:t>
+      </w:r>
+    </w:p>
+    <w:p>
+      <w:pPr>
+        <w:spacing w:after="0" w:line="160"/>
+      </w:pPr>
+    </w:p>
+    <w:p>
+      <w:pPr>
+        <w:spacing w:after="80" w:line="300"/>
+      </w:pPr>
+      <w:r>
+        <w:rPr>
+          <w:rFonts w:ascii="Meiryo" w:cs="Meiryo" w:eastAsia="Meiryo" w:hAnsi="Meiryo"/>
+          <w:sz w:val="22"/>
+          <w:szCs w:val="22"/>
+        </w:rPr>
+        <w:t xml:space="preserve">接続がうまくいかない場合は、下記までお電話ください。</w:t>
+      </w:r>
+    </w:p>
+    <w:p>
+      <w:pPr>
+        <w:spacing w:after="80" w:line="300"/>
+      </w:pPr>
+      <w:r>
+        <w:rPr>
+          <w:rFonts w:ascii="Meiryo" w:cs="Meiryo" w:eastAsia="Meiryo" w:hAnsi="Meiryo"/>
+          <w:sz w:val="22"/>
+          <w:szCs w:val="22"/>
+        </w:rPr>
+        <w:t xml:space="preserve">当日、〇〇様のお仕事のお話を伺えるのを楽しみにしております。</w:t>
+      </w:r>
+    </w:p>
+    <w:p>
+      <w:pPr>
+        <w:spacing w:after="0" w:line="160"/>
+      </w:pPr>
+    </w:p>
+    <w:p>
+      <w:pPr>
+        <w:spacing w:after="80" w:line="300"/>
+      </w:pPr>
+      <w:r>
+        <w:rPr>
+          <w:rFonts w:ascii="Meiryo" w:cs="Meiryo" w:eastAsia="Meiryo" w:hAnsi="Meiryo"/>
+          <w:sz w:val="22"/>
+          <w:szCs w:val="22"/>
+        </w:rPr>
+        <w:t xml:space="preserve">――――――</w:t>
+      </w:r>
+    </w:p>
+    <w:p>
+      <w:pPr>
+        <w:spacing w:after="80" w:line="300"/>
+      </w:pPr>
+      <w:r>
+        <w:rPr>
+          <w:rFonts w:ascii="Meiryo" w:cs="Meiryo" w:eastAsia="Meiryo" w:hAnsi="Meiryo"/>
+          <w:sz w:val="22"/>
+          <w:szCs w:val="22"/>
+        </w:rPr>
+        <w:t xml:space="preserve">Gift Your Life株式会社 仙台支社</w:t>
+      </w:r>
+    </w:p>
+    <w:p>
+      <w:pPr>
+        <w:spacing w:after="80" w:line="300"/>
+      </w:pPr>
+      <w:r>
+        <w:rPr>
+          <w:rFonts w:ascii="Meiryo" w:cs="Meiryo" w:eastAsia="Meiryo" w:hAnsi="Meiryo"/>
+          <w:sz w:val="22"/>
+          <w:szCs w:val="22"/>
+        </w:rPr>
+        <w:t xml:space="preserve">小野 健汰</w:t>
+      </w:r>
+    </w:p>
+    <w:p>
+      <w:pPr>
+        <w:spacing w:after="80" w:line="300"/>
+      </w:pPr>
+      <w:r>
+        <w:rPr>
+          <w:rFonts w:ascii="Meiryo" w:cs="Meiryo" w:eastAsia="Meiryo" w:hAnsi="Meiryo"/>
+          <w:sz w:val="22"/>
+          <w:szCs w:val="22"/>
+        </w:rPr>
+        <w:t xml:space="preserve">TEL：〇〇〇／Mail：〇〇〇</w:t>
+      </w:r>
+    </w:p>
+    <w:p>
+      <w:pPr>
+        <w:spacing w:after="80" w:line="300"/>
+      </w:pPr>
+      <w:r>
+        <w:rPr>
+          <w:rFonts w:ascii="Meiryo" w:cs="Meiryo" w:eastAsia="Meiryo" w:hAnsi="Meiryo"/>
+          <w:sz w:val="22"/>
+          <w:szCs w:val="22"/>
+        </w:rPr>
+        <w:t xml:space="preserve">――――――</w:t>
+      </w:r>
+    </w:p>
+    <w:p>
+      <w:pPr>
+        <w:pageBreakBefore/>
+      </w:pPr>
+    </w:p>
+    <w:p>
+      <w:pPr>
+        <w:pBdr>
+          <w:bottom w:val="single" w:color="1F4E79" w:sz="6" w:space="2"/>
+        </w:pBdr>
+        <w:spacing w:after="80" w:before="200"/>
+      </w:pPr>
+      <w:r>
+        <w:rPr>
+          <w:rFonts w:ascii="Meiryo" w:cs="Meiryo" w:eastAsia="Meiryo" w:hAnsi="Meiryo"/>
+          <w:b/>
+          <w:bCs/>
+          <w:color w:val="1F4E79"/>
+          <w:sz w:val="24"/>
+          <w:szCs w:val="24"/>
+        </w:rPr>
+        <w:t xml:space="preserve">前日リマインド</w:t>
+      </w:r>
+    </w:p>
+    <w:p>
+      <w:pPr>
+        <w:spacing w:after="80" w:line="300"/>
+      </w:pPr>
+      <w:r>
+        <w:rPr>
+          <w:rFonts w:ascii="Meiryo" w:cs="Meiryo" w:eastAsia="Meiryo" w:hAnsi="Meiryo"/>
+          <w:b/>
+          <w:bCs/>
+          <w:sz w:val="22"/>
+          <w:szCs w:val="22"/>
+        </w:rPr>
+        <w:t xml:space="preserve">件名</w:t>
+      </w:r>
+      <w:r>
+        <w:rPr>
+          <w:rFonts w:ascii="Meiryo" w:cs="Meiryo" w:eastAsia="Meiryo" w:hAnsi="Meiryo"/>
+          <w:sz w:val="22"/>
+          <w:szCs w:val="22"/>
+        </w:rPr>
+        <w:t xml:space="preserve">：明日〇時〜オンライン面談のご案内（Gift Your Life 小野）</w:t>
+      </w:r>
+    </w:p>
+    <w:p>
+      <w:pPr>
+        <w:spacing w:after="0" w:line="160"/>
+      </w:pPr>
+    </w:p>
+    <w:p>
+      <w:pPr>
+        <w:spacing w:after="80" w:line="300"/>
+      </w:pPr>
+      <w:r>
+        <w:rPr>
+          <w:rFonts w:ascii="Meiryo" w:cs="Meiryo" w:eastAsia="Meiryo" w:hAnsi="Meiryo"/>
+          <w:sz w:val="22"/>
+          <w:szCs w:val="22"/>
+        </w:rPr>
+        <w:t xml:space="preserve">〇〇様</w:t>
+      </w:r>
+    </w:p>
+    <w:p>
+      <w:pPr>
+        <w:spacing w:after="0" w:line="160"/>
+      </w:pPr>
+    </w:p>
+    <w:p>
+      <w:pPr>
+        <w:spacing w:after="80" w:line="300"/>
+      </w:pPr>
+      <w:r>
+        <w:rPr>
+          <w:rFonts w:ascii="Meiryo" w:cs="Meiryo" w:eastAsia="Meiryo" w:hAnsi="Meiryo"/>
+          <w:sz w:val="22"/>
+          <w:szCs w:val="22"/>
+        </w:rPr>
+        <w:t xml:space="preserve">お世話になっております。Gift Your Lifeの小野です。</w:t>
+      </w:r>
+    </w:p>
+    <w:p>
+      <w:pPr>
+        <w:spacing w:after="80" w:line="300"/>
+      </w:pPr>
+      <w:r>
+        <w:rPr>
+          <w:rFonts w:ascii="Meiryo" w:cs="Meiryo" w:eastAsia="Meiryo" w:hAnsi="Meiryo"/>
+          <w:sz w:val="22"/>
+          <w:szCs w:val="22"/>
+        </w:rPr>
+        <w:t xml:space="preserve">明日〇月〇日（〇）〇時からのオンライン面談、どうぞよろしくお願いいたします。</w:t>
+      </w:r>
+    </w:p>
+    <w:p>
+      <w:pPr>
+        <w:spacing w:after="0" w:line="160"/>
+      </w:pPr>
+    </w:p>
+    <w:p>
+      <w:pPr>
+        <w:spacing w:after="80" w:line="300"/>
+      </w:pPr>
+      <w:r>
+        <w:rPr>
+          <w:rFonts w:ascii="Meiryo" w:cs="Meiryo" w:eastAsia="Meiryo" w:hAnsi="Meiryo"/>
+          <w:sz w:val="22"/>
+          <w:szCs w:val="22"/>
+        </w:rPr>
+        <w:t xml:space="preserve">■URL：〇〇〇</w:t>
+      </w:r>
+    </w:p>
+    <w:p>
+      <w:pPr>
+        <w:spacing w:after="80" w:line="300"/>
+      </w:pPr>
+      <w:r>
+        <w:rPr>
+          <w:rFonts w:ascii="Meiryo" w:cs="Meiryo" w:eastAsia="Meiryo" w:hAnsi="Meiryo"/>
+          <w:sz w:val="22"/>
+          <w:szCs w:val="22"/>
+        </w:rPr>
+        <w:t xml:space="preserve">■ミーティングID：〇〇〇／パスコード：〇〇〇</w:t>
+      </w:r>
+    </w:p>
+    <w:p>
+      <w:pPr>
+        <w:spacing w:after="0" w:line="160"/>
+      </w:pPr>
+    </w:p>
+    <w:p>
+      <w:pPr>
+        <w:spacing w:after="80" w:line="300"/>
+      </w:pPr>
+      <w:r>
+        <w:rPr>
+          <w:rFonts w:ascii="Meiryo" w:cs="Meiryo" w:eastAsia="Meiryo" w:hAnsi="Meiryo"/>
+          <w:sz w:val="22"/>
+          <w:szCs w:val="22"/>
+        </w:rPr>
+        <w:t xml:space="preserve">ご都合が悪くなった場合は、お気軽にご連絡ください。</w:t>
+      </w:r>
+    </w:p>
+    <w:p>
+      <w:pPr>
+        <w:spacing w:after="80" w:line="300"/>
+      </w:pPr>
+      <w:r>
+        <w:rPr>
+          <w:rFonts w:ascii="Meiryo" w:cs="Meiryo" w:eastAsia="Meiryo" w:hAnsi="Meiryo"/>
+          <w:sz w:val="22"/>
+          <w:szCs w:val="22"/>
+        </w:rPr>
+        <w:t xml:space="preserve">明日お話しできるのを楽しみにしております。</w:t>
       </w:r>
     </w:p>
     <w:sectPr>
